--- a/DOCS_DA_CONVERTIRE/edicola_votiva_es.docx
+++ b/DOCS_DA_CONVERTIRE/edicola_votiva_es.docx
@@ -58,10 +58,10 @@
           <w:noProof/>
         </w:rPr>
         <w:drawing>
-          <wp:inline distT="0" distB="0" distL="0" distR="0" wp14:anchorId="3257DF04" wp14:editId="70137218">
-            <wp:extent cx="1475232" cy="1993392"/>
-            <wp:effectExtent l="0" t="0" r="0" b="6985"/>
-            <wp:docPr id="1624613296" name="Immagine 4"/>
+          <wp:inline distT="0" distB="0" distL="0" distR="0" wp14:anchorId="49D8A57E" wp14:editId="669599B6">
+            <wp:extent cx="2536322" cy="3645535"/>
+            <wp:effectExtent l="0" t="0" r="0" b="0"/>
+            <wp:docPr id="892028258" name="Immagine 1"/>
             <wp:cNvGraphicFramePr>
               <a:graphicFrameLocks xmlns:a="http://schemas.openxmlformats.org/drawingml/2006/main" noChangeAspect="1"/>
             </wp:cNvGraphicFramePr>
@@ -69,7 +69,7 @@
               <a:graphicData uri="http://schemas.openxmlformats.org/drawingml/2006/picture">
                 <pic:pic xmlns:pic="http://schemas.openxmlformats.org/drawingml/2006/picture">
                   <pic:nvPicPr>
-                    <pic:cNvPr id="1624613296" name="Immagine 1624613296"/>
+                    <pic:cNvPr id="892028258" name="Immagine 892028258"/>
                     <pic:cNvPicPr/>
                   </pic:nvPicPr>
                   <pic:blipFill>
@@ -87,7 +87,7 @@
                   <pic:spPr>
                     <a:xfrm>
                       <a:off x="0" y="0"/>
-                      <a:ext cx="1475232" cy="1993392"/>
+                      <a:ext cx="2564068" cy="3685416"/>
                     </a:xfrm>
                     <a:prstGeom prst="rect">
                       <a:avLst/>
@@ -105,7 +105,13 @@
         <w:jc w:val="center"/>
       </w:pPr>
       <w:r>
-        <w:t>[SPLIT_BLOCK:angolo_tanari_avesella.jpg]</w:t>
+        <w:t>[SPLIT_BLOCK:</w:t>
+      </w:r>
+      <w:r>
+        <w:t>edicola_madonna_con_bambino.jpg</w:t>
+      </w:r>
+      <w:r>
+        <w:t>]</w:t>
       </w:r>
     </w:p>
     <w:p>
@@ -189,6 +195,7 @@
     </w:p>
     <w:p>
       <w:r>
+        <w:lastRenderedPageBreak/>
         <w:t xml:space="preserve">La imagen muestra el quiosco de periódicos situado en la esquina entre </w:t>
       </w:r>
       <w:r>
@@ -247,7 +254,6 @@
           <w:b/>
           <w:bCs/>
         </w:rPr>
-        <w:lastRenderedPageBreak/>
         <w:t xml:space="preserve">La inscripción: </w:t>
       </w:r>
       <w:r>
@@ -301,12 +307,89 @@
       </w:r>
     </w:p>
     <w:p>
+      <w:pPr>
+        <w:jc w:val="center"/>
+        <w:rPr>
+          <w:noProof/>
+        </w:rPr>
+      </w:pPr>
+    </w:p>
+    <w:p>
+      <w:pPr>
+        <w:jc w:val="center"/>
+      </w:pPr>
+      <w:r>
+        <w:rPr>
+          <w:noProof/>
+        </w:rPr>
+        <w:drawing>
+          <wp:inline distT="0" distB="0" distL="0" distR="0" wp14:anchorId="1BFB4C01" wp14:editId="51623E20">
+            <wp:extent cx="2400300" cy="2858294"/>
+            <wp:effectExtent l="0" t="0" r="0" b="0"/>
+            <wp:docPr id="1631022248" name="Immagine 2"/>
+            <wp:cNvGraphicFramePr>
+              <a:graphicFrameLocks xmlns:a="http://schemas.openxmlformats.org/drawingml/2006/main" noChangeAspect="1"/>
+            </wp:cNvGraphicFramePr>
+            <a:graphic xmlns:a="http://schemas.openxmlformats.org/drawingml/2006/main">
+              <a:graphicData uri="http://schemas.openxmlformats.org/drawingml/2006/picture">
+                <pic:pic xmlns:pic="http://schemas.openxmlformats.org/drawingml/2006/picture">
+                  <pic:nvPicPr>
+                    <pic:cNvPr id="1631022248" name="Immagine 1631022248"/>
+                    <pic:cNvPicPr/>
+                  </pic:nvPicPr>
+                  <pic:blipFill>
+                    <a:blip r:embed="rId6" cstate="print">
+                      <a:extLst>
+                        <a:ext uri="{28A0092B-C50C-407E-A947-70E740481C1C}">
+                          <a14:useLocalDpi xmlns:a14="http://schemas.microsoft.com/office/drawing/2010/main" val="0"/>
+                        </a:ext>
+                      </a:extLst>
+                    </a:blip>
+                    <a:stretch>
+                      <a:fillRect/>
+                    </a:stretch>
+                  </pic:blipFill>
+                  <pic:spPr>
+                    <a:xfrm>
+                      <a:off x="0" y="0"/>
+                      <a:ext cx="2426534" cy="2889534"/>
+                    </a:xfrm>
+                    <a:prstGeom prst="rect">
+                      <a:avLst/>
+                    </a:prstGeom>
+                  </pic:spPr>
+                </pic:pic>
+              </a:graphicData>
+            </a:graphic>
+          </wp:inline>
+        </w:drawing>
+      </w:r>
+    </w:p>
+    <w:p>
+      <w:pPr>
+        <w:jc w:val="center"/>
+      </w:pPr>
+      <w:r>
+        <w:t>[</w:t>
+      </w:r>
+      <w:r>
+        <w:t>SPLIT_BLOCK:</w:t>
+      </w:r>
+      <w:r>
+        <w:t>angolo_edicola_nicchia_vuota.jpg</w:t>
+      </w:r>
+      <w:r>
+        <w:t>]</w:t>
+      </w:r>
+    </w:p>
+    <w:p>
       <w:r>
         <w:t>Es un ejemplo clásico de cómo la historia de Bolonia permanece arraigada en sus muros, incluso en callejones apartados de las rutas turísticas habituales.</w:t>
       </w:r>
     </w:p>
     <w:p>
       <w:r>
+        <w:lastRenderedPageBreak/>
         <w:t xml:space="preserve">El edificio que alberga el quiosco de periódicos en la foto es un auténtico palimpsesto de la historia boloñesa. Aquí les presentamos algunos datos interesantes sobre la </w:t>
       </w:r>
       <w:r>
@@ -423,87 +506,84 @@
     </w:p>
     <w:p>
       <w:r>
-        <w:t xml:space="preserve">Tras la disolución de las congregaciones religiosas por orden de Napoleón, los espacios interiores se convirtieron en talleres de escultura. La zona comprendida entre Via Tanari y Via Avesella fue durante décadas el epicentro de la escultura boloñesa del siglo XIX. Aún hoy, si </w:t>
-      </w:r>
-      <w:r>
+        <w:t>Tras la disolución de las congregaciones religiosas por orden de Napoleón, los espacios interiores se convirtieron en talleres de escultura. La zona comprendida entre Via Tanari y Via Avesella fue durante décadas el epicentro de la escultura boloñesa del siglo XIX. Aún hoy, si uno mira más allá de las puertas de esa zona, puede vislumbrar patios que conservan el encanto de los antiguos talleres de arte.</w:t>
+      </w:r>
+    </w:p>
+    <w:p>
+      <w:pPr>
+        <w:rPr>
+          <w:b/>
+          <w:bCs/>
+        </w:rPr>
+      </w:pPr>
+      <w:r>
+        <w:rPr>
+          <w:b/>
+          <w:bCs/>
+        </w:rPr>
+        <w:t>El nicho "misterioso"</w:t>
+      </w:r>
+    </w:p>
+    <w:p>
+      <w:pPr>
+        <w:rPr>
+          <w:b/>
+          <w:bCs/>
+        </w:rPr>
+      </w:pPr>
+      <w:r>
+        <w:t>El pequeño nicho vacío en la esquina que se ve en la foto es particularmente interesante: estas cavidades a menudo albergaban estatuillas de terracota muy sencillas, conocidas como "Vírgenes del Terremoto" o protectoras de los viajeros, que fueron retiradas o se perdieron con el tiempo.</w:t>
+      </w:r>
+    </w:p>
+    <w:p>
+      <w:pPr>
+        <w:rPr>
+          <w:b/>
+          <w:bCs/>
+        </w:rPr>
+      </w:pPr>
+      <w:r>
+        <w:rPr>
+          <w:b/>
+          <w:bCs/>
+        </w:rPr>
+        <w:t>En Avesella hay otro santuario votivo.</w:t>
+      </w:r>
+    </w:p>
+    <w:p>
+      <w:r>
+        <w:t xml:space="preserve">En las inmediaciones, en el número </w:t>
+      </w:r>
+      <w:r>
+        <w:rPr>
+          <w:b/>
+          <w:bCs/>
+        </w:rPr>
+        <w:t xml:space="preserve">28 de Via Avesella </w:t>
+      </w:r>
+      <w:r>
+        <w:t xml:space="preserve">, hay otro santuario votivo que representa </w:t>
+      </w:r>
+      <w:r>
+        <w:rPr>
+          <w:b/>
+          <w:bCs/>
+        </w:rPr>
+        <w:t xml:space="preserve">a San Antonio con el Niño </w:t>
+      </w:r>
+      <w:r>
+        <w:t>, testimonio de la riqueza de este tipo de devoción popular en el barrio.</w:t>
+      </w:r>
+    </w:p>
+    <w:p>
+      <w:pPr>
+        <w:jc w:val="center"/>
+      </w:pPr>
+      <w:r>
+        <w:rPr>
+          <w:noProof/>
+        </w:rPr>
         <w:lastRenderedPageBreak/>
-        <w:t>uno mira más allá de las puertas de esa zona, puede vislumbrar patios que conservan el encanto de los antiguos talleres de arte.</w:t>
-      </w:r>
-    </w:p>
-    <w:p>
-      <w:pPr>
-        <w:rPr>
-          <w:b/>
-          <w:bCs/>
-        </w:rPr>
-      </w:pPr>
-      <w:r>
-        <w:rPr>
-          <w:b/>
-          <w:bCs/>
-        </w:rPr>
-        <w:t>El nicho "misterioso"</w:t>
-      </w:r>
-    </w:p>
-    <w:p>
-      <w:pPr>
-        <w:rPr>
-          <w:b/>
-          <w:bCs/>
-        </w:rPr>
-      </w:pPr>
-      <w:r>
-        <w:t>El pequeño nicho vacío en la esquina que se ve en la foto es particularmente interesante: estas cavidades a menudo albergaban estatuillas de terracota muy sencillas, conocidas como "Vírgenes del Terremoto" o protectoras de los viajeros, que fueron retiradas o se perdieron con el tiempo.</w:t>
-      </w:r>
-    </w:p>
-    <w:p>
-      <w:pPr>
-        <w:rPr>
-          <w:b/>
-          <w:bCs/>
-        </w:rPr>
-      </w:pPr>
-      <w:r>
-        <w:rPr>
-          <w:b/>
-          <w:bCs/>
-        </w:rPr>
-        <w:t>En Avesella hay otro santuario votivo.</w:t>
-      </w:r>
-    </w:p>
-    <w:p>
-      <w:r>
-        <w:t xml:space="preserve">En las inmediaciones, en el número </w:t>
-      </w:r>
-      <w:r>
-        <w:rPr>
-          <w:b/>
-          <w:bCs/>
-        </w:rPr>
-        <w:t xml:space="preserve">28 de Via Avesella </w:t>
-      </w:r>
-      <w:r>
-        <w:t xml:space="preserve">, hay otro santuario votivo que representa </w:t>
-      </w:r>
-      <w:r>
-        <w:rPr>
-          <w:b/>
-          <w:bCs/>
-        </w:rPr>
-        <w:t xml:space="preserve">a San Antonio con el Niño </w:t>
-      </w:r>
-      <w:r>
-        <w:t>, testimonio de la riqueza de este tipo de devoción popular en el barrio.</w:t>
-      </w:r>
-    </w:p>
-    <w:p>
-      <w:pPr>
-        <w:jc w:val="center"/>
-      </w:pPr>
-      <w:r>
-        <w:rPr>
-          <w:noProof/>
-        </w:rPr>
         <w:drawing>
           <wp:inline distT="0" distB="0" distL="0" distR="0" wp14:anchorId="350CF429" wp14:editId="4CFFA308">
             <wp:extent cx="1219200" cy="2564215"/>
@@ -520,7 +600,7 @@
                     <pic:cNvPicPr/>
                   </pic:nvPicPr>
                   <pic:blipFill>
-                    <a:blip r:embed="rId6" cstate="print">
+                    <a:blip r:embed="rId7" cstate="print">
                       <a:extLst>
                         <a:ext uri="{28A0092B-C50C-407E-A947-70E740481C1C}">
                           <a14:useLocalDpi xmlns:a14="http://schemas.microsoft.com/office/drawing/2010/main" val="0"/>
